--- a/public/assets/files/niestacjonarne/SOP.docx
+++ b/public/assets/files/niestacjonarne/SOP.docx
@@ -523,6 +523,7 @@
                 <w:i w:val="0"/>
                 <w:sz w:val="22"/>
               </w:rPr>
+              <w:t>I</w:t>
             </w:r>
           </w:p>
         </w:tc>
@@ -560,6 +561,7 @@
                 <w:i w:val="0"/>
                 <w:sz w:val="22"/>
               </w:rPr>
+              <w:t>obligatoryjny</w:t>
             </w:r>
           </w:p>
         </w:tc>

--- a/public/assets/files/niestacjonarne/SOP.docx
+++ b/public/assets/files/niestacjonarne/SOP.docx
@@ -681,12 +681,22 @@
         <w:tblW w:w="5000" w:type="pct"/>
       </w:tblPr>
       <w:tblGrid>
-        <w:gridCol w:w="9972"/>
+        <w:gridCol w:w="997"/>
+        <w:gridCol w:w="997"/>
+        <w:gridCol w:w="997"/>
+        <w:gridCol w:w="997"/>
+        <w:gridCol w:w="997"/>
+        <w:gridCol w:w="997"/>
+        <w:gridCol w:w="997"/>
+        <w:gridCol w:w="997"/>
+        <w:gridCol w:w="997"/>
+        <w:gridCol w:w="997"/>
       </w:tblGrid>
       <w:tr>
         <w:tc>
           <w:tcPr>
-            <w:tcW w:type="dxa" w:w="9972"/>
+            <w:tcW w:type="dxa" w:w="9970"/>
+            <w:gridSpan w:val="10"/>
             <w:shd w:val="clear" w:color="auto" w:fill="D9D9D9"/>
           </w:tcPr>
           <w:p>
@@ -705,31 +715,34 @@
           </w:p>
         </w:tc>
       </w:tr>
-    </w:tbl>
-    <w:tbl>
-      <w:tblPr>
-        <w:tblW w:type="auto" w:w="0"/>
-        <w:tblLook w:firstColumn="1" w:firstRow="1" w:lastColumn="0" w:lastRow="0" w:noHBand="0" w:noVBand="1" w:val="04A0"/>
-        <w:tblBorders>
-          <w:top w:val="single" w:sz="4" w:space="0" w:color="000000"/>
-          <w:left w:val="single" w:sz="4" w:space="0" w:color="000000"/>
-          <w:bottom w:val="single" w:sz="4" w:space="0" w:color="000000"/>
-          <w:right w:val="single" w:sz="4" w:space="0" w:color="000000"/>
-          <w:insideH w:val="single" w:sz="4" w:space="0" w:color="000000"/>
-          <w:insideV w:val="single" w:sz="4" w:space="0" w:color="000000"/>
-        </w:tblBorders>
-        <w:tblW w:w="5000" w:type="pct"/>
-      </w:tblPr>
-      <w:tblGrid>
-        <w:gridCol w:w="2493"/>
-        <w:gridCol w:w="2493"/>
-        <w:gridCol w:w="2493"/>
-        <w:gridCol w:w="2493"/>
-      </w:tblGrid>
       <w:tr>
         <w:tc>
           <w:tcPr>
-            <w:tcW w:type="dxa" w:w="2493"/>
+            <w:tcW w:type="dxa" w:w="9970"/>
+            <w:gridSpan w:val="10"/>
+            <w:shd w:val="clear" w:color="auto" w:fill="D9D9D9"/>
+          </w:tcPr>
+          <w:p>
+            <w:pPr>
+              <w:spacing w:before="20" w:after="20"/>
+            </w:pPr>
+            <w:r>
+              <w:rPr>
+                <w:rFonts w:ascii="Aptos" w:hAnsi="Aptos"/>
+                <w:b w:val="0"/>
+                <w:i w:val="0"/>
+                <w:sz w:val="16"/>
+              </w:rPr>
+              <w:t>Wymiar godzinowy (liczba godzin w semestrze)</w:t>
+            </w:r>
+          </w:p>
+        </w:tc>
+      </w:tr>
+      <w:tr>
+        <w:tc>
+          <w:tcPr>
+            <w:tcW w:type="dxa" w:w="1994"/>
+            <w:gridSpan w:val="2"/>
             <w:shd w:val="clear" w:color="auto" w:fill="D9D9D9"/>
           </w:tcPr>
           <w:p>
@@ -749,7 +762,8 @@
         </w:tc>
         <w:tc>
           <w:tcPr>
-            <w:tcW w:type="dxa" w:w="2493"/>
+            <w:tcW w:type="dxa" w:w="2991"/>
+            <w:gridSpan w:val="3"/>
             <w:shd w:val="clear" w:color="auto" w:fill="D9D9D9"/>
           </w:tcPr>
           <w:p>
@@ -769,7 +783,8 @@
         </w:tc>
         <w:tc>
           <w:tcPr>
-            <w:tcW w:type="dxa" w:w="2493"/>
+            <w:tcW w:type="dxa" w:w="2991"/>
+            <w:gridSpan w:val="3"/>
             <w:shd w:val="clear" w:color="auto" w:fill="D9D9D9"/>
           </w:tcPr>
           <w:p>
@@ -789,7 +804,8 @@
         </w:tc>
         <w:tc>
           <w:tcPr>
-            <w:tcW w:type="dxa" w:w="2493"/>
+            <w:tcW w:type="dxa" w:w="1994"/>
+            <w:gridSpan w:val="2"/>
             <w:shd w:val="clear" w:color="auto" w:fill="D9D9D9"/>
           </w:tcPr>
           <w:p>
@@ -811,7 +827,8 @@
       <w:tr>
         <w:tc>
           <w:tcPr>
-            <w:tcW w:type="dxa" w:w="2493"/>
+            <w:tcW w:type="dxa" w:w="1994"/>
+            <w:gridSpan w:val="2"/>
           </w:tcPr>
           <w:p>
             <w:pPr>
@@ -830,7 +847,8 @@
         </w:tc>
         <w:tc>
           <w:tcPr>
-            <w:tcW w:type="dxa" w:w="2493"/>
+            <w:tcW w:type="dxa" w:w="2991"/>
+            <w:gridSpan w:val="3"/>
           </w:tcPr>
           <w:p>
             <w:pPr>
@@ -849,7 +867,8 @@
         </w:tc>
         <w:tc>
           <w:tcPr>
-            <w:tcW w:type="dxa" w:w="2493"/>
+            <w:tcW w:type="dxa" w:w="2991"/>
+            <w:gridSpan w:val="3"/>
           </w:tcPr>
           <w:p>
             <w:pPr>
@@ -868,7 +887,8 @@
         </w:tc>
         <w:tc>
           <w:tcPr>
-            <w:tcW w:type="dxa" w:w="2493"/>
+            <w:tcW w:type="dxa" w:w="1994"/>
+            <w:gridSpan w:val="2"/>
           </w:tcPr>
           <w:p>
             <w:pPr>
@@ -886,30 +906,34 @@
           </w:p>
         </w:tc>
       </w:tr>
-    </w:tbl>
-    <w:tbl>
-      <w:tblPr>
-        <w:tblW w:type="auto" w:w="0"/>
-        <w:tblLook w:firstColumn="1" w:firstRow="1" w:lastColumn="0" w:lastRow="0" w:noHBand="0" w:noVBand="1" w:val="04A0"/>
-        <w:tblBorders>
-          <w:top w:val="single" w:sz="4" w:space="0" w:color="000000"/>
-          <w:left w:val="single" w:sz="4" w:space="0" w:color="000000"/>
-          <w:bottom w:val="single" w:sz="4" w:space="0" w:color="000000"/>
-          <w:right w:val="single" w:sz="4" w:space="0" w:color="000000"/>
-          <w:insideH w:val="single" w:sz="4" w:space="0" w:color="000000"/>
-          <w:insideV w:val="single" w:sz="4" w:space="0" w:color="000000"/>
-        </w:tblBorders>
-        <w:tblW w:w="5000" w:type="pct"/>
-      </w:tblPr>
-      <w:tblGrid>
-        <w:gridCol w:w="3324"/>
-        <w:gridCol w:w="3324"/>
-        <w:gridCol w:w="3324"/>
-      </w:tblGrid>
       <w:tr>
         <w:tc>
           <w:tcPr>
-            <w:tcW w:type="dxa" w:w="3324"/>
+            <w:tcW w:type="dxa" w:w="9970"/>
+            <w:gridSpan w:val="10"/>
+            <w:shd w:val="clear" w:color="auto" w:fill="D9D9D9"/>
+          </w:tcPr>
+          <w:p>
+            <w:pPr>
+              <w:spacing w:before="20" w:after="20"/>
+            </w:pPr>
+            <w:r>
+              <w:rPr>
+                <w:rFonts w:ascii="Aptos" w:hAnsi="Aptos"/>
+                <w:b/>
+                <w:i w:val="0"/>
+                <w:sz w:val="22"/>
+              </w:rPr>
+              <w:t>Bilans ECTS</w:t>
+            </w:r>
+          </w:p>
+        </w:tc>
+      </w:tr>
+      <w:tr>
+        <w:tc>
+          <w:tcPr>
+            <w:tcW w:type="dxa" w:w="4985"/>
+            <w:gridSpan w:val="5"/>
             <w:shd w:val="clear" w:color="auto" w:fill="D9D9D9"/>
           </w:tcPr>
           <w:p>
@@ -929,7 +953,8 @@
         </w:tc>
         <w:tc>
           <w:tcPr>
-            <w:tcW w:type="dxa" w:w="3324"/>
+            <w:tcW w:type="dxa" w:w="2991"/>
+            <w:gridSpan w:val="3"/>
             <w:shd w:val="clear" w:color="auto" w:fill="D9D9D9"/>
           </w:tcPr>
           <w:p>
@@ -949,7 +974,8 @@
         </w:tc>
         <w:tc>
           <w:tcPr>
-            <w:tcW w:type="dxa" w:w="3324"/>
+            <w:tcW w:type="dxa" w:w="1994"/>
+            <w:gridSpan w:val="2"/>
             <w:shd w:val="clear" w:color="auto" w:fill="D9D9D9"/>
           </w:tcPr>
           <w:p>
@@ -971,7 +997,8 @@
       <w:tr>
         <w:tc>
           <w:tcPr>
-            <w:tcW w:type="dxa" w:w="3324"/>
+            <w:tcW w:type="dxa" w:w="4985"/>
+            <w:gridSpan w:val="5"/>
           </w:tcPr>
           <w:p>
             <w:pPr>
@@ -990,7 +1017,8 @@
         </w:tc>
         <w:tc>
           <w:tcPr>
-            <w:tcW w:type="dxa" w:w="3324"/>
+            <w:tcW w:type="dxa" w:w="2991"/>
+            <w:gridSpan w:val="3"/>
           </w:tcPr>
           <w:p>
             <w:pPr>
@@ -1009,7 +1037,8 @@
         </w:tc>
         <w:tc>
           <w:tcPr>
-            <w:tcW w:type="dxa" w:w="3324"/>
+            <w:tcW w:type="dxa" w:w="1994"/>
+            <w:gridSpan w:val="2"/>
           </w:tcPr>
           <w:p>
             <w:pPr>
@@ -1030,7 +1059,8 @@
       <w:tr>
         <w:tc>
           <w:tcPr>
-            <w:tcW w:type="dxa" w:w="3324"/>
+            <w:tcW w:type="dxa" w:w="4985"/>
+            <w:gridSpan w:val="5"/>
           </w:tcPr>
           <w:p>
             <w:pPr>
@@ -1049,7 +1079,8 @@
         </w:tc>
         <w:tc>
           <w:tcPr>
-            <w:tcW w:type="dxa" w:w="3324"/>
+            <w:tcW w:type="dxa" w:w="2991"/>
+            <w:gridSpan w:val="3"/>
           </w:tcPr>
           <w:p>
             <w:pPr>
@@ -1068,7 +1099,8 @@
         </w:tc>
         <w:tc>
           <w:tcPr>
-            <w:tcW w:type="dxa" w:w="3324"/>
+            <w:tcW w:type="dxa" w:w="1994"/>
+            <w:gridSpan w:val="2"/>
           </w:tcPr>
           <w:p>
             <w:pPr>
@@ -1089,7 +1121,29 @@
       <w:tr>
         <w:tc>
           <w:tcPr>
-            <w:tcW w:type="dxa" w:w="3324"/>
+            <w:tcW w:type="dxa" w:w="4985"/>
+            <w:gridSpan w:val="5"/>
+            <w:shd w:val="clear" w:color="auto" w:fill="D9D9D9"/>
+          </w:tcPr>
+          <w:p>
+            <w:pPr>
+              <w:spacing w:before="20" w:after="20"/>
+            </w:pPr>
+            <w:r>
+              <w:rPr>
+                <w:rFonts w:ascii="Aptos" w:hAnsi="Aptos"/>
+                <w:b/>
+                <w:i w:val="0"/>
+                <w:sz w:val="16"/>
+              </w:rPr>
+              <w:t>Opis samodzielnej pracy studenta</w:t>
+            </w:r>
+          </w:p>
+        </w:tc>
+        <w:tc>
+          <w:tcPr>
+            <w:tcW w:type="dxa" w:w="4985"/>
+            <w:gridSpan w:val="5"/>
           </w:tcPr>
           <w:p>
             <w:pPr>
@@ -1102,45 +1156,6 @@
                 <w:i w:val="0"/>
                 <w:sz w:val="22"/>
               </w:rPr>
-              <w:t>Suma</w:t>
-            </w:r>
-          </w:p>
-        </w:tc>
-        <w:tc>
-          <w:tcPr>
-            <w:tcW w:type="dxa" w:w="3324"/>
-          </w:tcPr>
-          <w:p>
-            <w:pPr>
-              <w:spacing w:before="20" w:after="20"/>
-            </w:pPr>
-            <w:r>
-              <w:rPr>
-                <w:rFonts w:ascii="Aptos" w:hAnsi="Aptos"/>
-                <w:b w:val="0"/>
-                <w:i w:val="0"/>
-                <w:sz w:val="22"/>
-              </w:rPr>
-              <w:t>125</w:t>
-            </w:r>
-          </w:p>
-        </w:tc>
-        <w:tc>
-          <w:tcPr>
-            <w:tcW w:type="dxa" w:w="3324"/>
-          </w:tcPr>
-          <w:p>
-            <w:pPr>
-              <w:spacing w:before="20" w:after="20"/>
-            </w:pPr>
-            <w:r>
-              <w:rPr>
-                <w:rFonts w:ascii="Aptos" w:hAnsi="Aptos"/>
-                <w:b w:val="0"/>
-                <w:i w:val="0"/>
-                <w:sz w:val="22"/>
-              </w:rPr>
-              <w:t>5</w:t>
             </w:r>
           </w:p>
         </w:tc>
@@ -2074,14 +2089,14 @@
         <w:tblW w:w="5000" w:type="pct"/>
       </w:tblPr>
       <w:tblGrid>
-        <w:gridCol w:w="3324"/>
-        <w:gridCol w:w="3324"/>
-        <w:gridCol w:w="3324"/>
+        <w:gridCol w:w="680"/>
+        <w:gridCol w:w="4536"/>
+        <w:gridCol w:w="4252"/>
       </w:tblGrid>
       <w:tr>
         <w:tc>
           <w:tcPr>
-            <w:tcW w:type="dxa" w:w="9972"/>
+            <w:tcW w:type="dxa" w:w="9468"/>
             <w:gridSpan w:val="3"/>
             <w:shd w:val="clear" w:color="auto" w:fill="D9D9D9"/>
           </w:tcPr>
@@ -2104,7 +2119,7 @@
       <w:tr>
         <w:tc>
           <w:tcPr>
-            <w:tcW w:type="dxa" w:w="3324"/>
+            <w:tcW w:type="dxa" w:w="680"/>
             <w:shd w:val="clear" w:color="auto" w:fill="D9D9D9"/>
           </w:tcPr>
           <w:p>
@@ -2124,7 +2139,7 @@
         </w:tc>
         <w:tc>
           <w:tcPr>
-            <w:tcW w:type="dxa" w:w="3324"/>
+            <w:tcW w:type="dxa" w:w="4536"/>
             <w:shd w:val="clear" w:color="auto" w:fill="D9D9D9"/>
           </w:tcPr>
           <w:p>
@@ -2144,7 +2159,7 @@
         </w:tc>
         <w:tc>
           <w:tcPr>
-            <w:tcW w:type="dxa" w:w="3324"/>
+            <w:tcW w:type="dxa" w:w="4252"/>
             <w:shd w:val="clear" w:color="auto" w:fill="D9D9D9"/>
           </w:tcPr>
           <w:p>
@@ -2166,7 +2181,7 @@
       <w:tr>
         <w:tc>
           <w:tcPr>
-            <w:tcW w:type="dxa" w:w="3324"/>
+            <w:tcW w:type="dxa" w:w="680"/>
           </w:tcPr>
           <w:p>
             <w:pPr>
@@ -2185,7 +2200,7 @@
         </w:tc>
         <w:tc>
           <w:tcPr>
-            <w:tcW w:type="dxa" w:w="3324"/>
+            <w:tcW w:type="dxa" w:w="4536"/>
           </w:tcPr>
           <w:p>
             <w:pPr>
@@ -2204,7 +2219,7 @@
         </w:tc>
         <w:tc>
           <w:tcPr>
-            <w:tcW w:type="dxa" w:w="3324"/>
+            <w:tcW w:type="dxa" w:w="4252"/>
           </w:tcPr>
           <w:p>
             <w:pPr>
@@ -2224,7 +2239,7 @@
       <w:tr>
         <w:tc>
           <w:tcPr>
-            <w:tcW w:type="dxa" w:w="3324"/>
+            <w:tcW w:type="dxa" w:w="680"/>
           </w:tcPr>
           <w:p>
             <w:pPr>
@@ -2243,7 +2258,7 @@
         </w:tc>
         <w:tc>
           <w:tcPr>
-            <w:tcW w:type="dxa" w:w="3324"/>
+            <w:tcW w:type="dxa" w:w="4536"/>
           </w:tcPr>
           <w:p>
             <w:pPr>
@@ -2262,7 +2277,7 @@
         </w:tc>
         <w:tc>
           <w:tcPr>
-            <w:tcW w:type="dxa" w:w="3324"/>
+            <w:tcW w:type="dxa" w:w="4252"/>
           </w:tcPr>
           <w:p>
             <w:pPr>
@@ -2282,7 +2297,7 @@
       <w:tr>
         <w:tc>
           <w:tcPr>
-            <w:tcW w:type="dxa" w:w="3324"/>
+            <w:tcW w:type="dxa" w:w="680"/>
           </w:tcPr>
           <w:p>
             <w:pPr>
@@ -2301,7 +2316,7 @@
         </w:tc>
         <w:tc>
           <w:tcPr>
-            <w:tcW w:type="dxa" w:w="3324"/>
+            <w:tcW w:type="dxa" w:w="4536"/>
           </w:tcPr>
           <w:p>
             <w:pPr>
@@ -2320,7 +2335,7 @@
         </w:tc>
         <w:tc>
           <w:tcPr>
-            <w:tcW w:type="dxa" w:w="3324"/>
+            <w:tcW w:type="dxa" w:w="4252"/>
           </w:tcPr>
           <w:p>
             <w:pPr>
@@ -2340,7 +2355,7 @@
       <w:tr>
         <w:tc>
           <w:tcPr>
-            <w:tcW w:type="dxa" w:w="3324"/>
+            <w:tcW w:type="dxa" w:w="680"/>
           </w:tcPr>
           <w:p>
             <w:pPr>
@@ -2359,7 +2374,7 @@
         </w:tc>
         <w:tc>
           <w:tcPr>
-            <w:tcW w:type="dxa" w:w="3324"/>
+            <w:tcW w:type="dxa" w:w="4536"/>
           </w:tcPr>
           <w:p>
             <w:pPr>
@@ -2378,7 +2393,7 @@
         </w:tc>
         <w:tc>
           <w:tcPr>
-            <w:tcW w:type="dxa" w:w="3324"/>
+            <w:tcW w:type="dxa" w:w="4252"/>
           </w:tcPr>
           <w:p>
             <w:pPr>
@@ -2398,7 +2413,7 @@
       <w:tr>
         <w:tc>
           <w:tcPr>
-            <w:tcW w:type="dxa" w:w="3324"/>
+            <w:tcW w:type="dxa" w:w="680"/>
           </w:tcPr>
           <w:p>
             <w:pPr>
@@ -2417,7 +2432,7 @@
         </w:tc>
         <w:tc>
           <w:tcPr>
-            <w:tcW w:type="dxa" w:w="3324"/>
+            <w:tcW w:type="dxa" w:w="4536"/>
           </w:tcPr>
           <w:p>
             <w:pPr>
@@ -2436,7 +2451,7 @@
         </w:tc>
         <w:tc>
           <w:tcPr>
-            <w:tcW w:type="dxa" w:w="3324"/>
+            <w:tcW w:type="dxa" w:w="4252"/>
           </w:tcPr>
           <w:p>
             <w:pPr>
@@ -2456,7 +2471,7 @@
       <w:tr>
         <w:tc>
           <w:tcPr>
-            <w:tcW w:type="dxa" w:w="3324"/>
+            <w:tcW w:type="dxa" w:w="680"/>
           </w:tcPr>
           <w:p>
             <w:pPr>
@@ -2475,7 +2490,7 @@
         </w:tc>
         <w:tc>
           <w:tcPr>
-            <w:tcW w:type="dxa" w:w="3324"/>
+            <w:tcW w:type="dxa" w:w="4536"/>
           </w:tcPr>
           <w:p>
             <w:pPr>
@@ -2494,7 +2509,7 @@
         </w:tc>
         <w:tc>
           <w:tcPr>
-            <w:tcW w:type="dxa" w:w="3324"/>
+            <w:tcW w:type="dxa" w:w="4252"/>
           </w:tcPr>
           <w:p>
             <w:pPr>
@@ -2514,7 +2529,7 @@
       <w:tr>
         <w:tc>
           <w:tcPr>
-            <w:tcW w:type="dxa" w:w="3324"/>
+            <w:tcW w:type="dxa" w:w="680"/>
           </w:tcPr>
           <w:p>
             <w:pPr>
@@ -2533,7 +2548,7 @@
         </w:tc>
         <w:tc>
           <w:tcPr>
-            <w:tcW w:type="dxa" w:w="3324"/>
+            <w:tcW w:type="dxa" w:w="4536"/>
           </w:tcPr>
           <w:p>
             <w:pPr>
@@ -2552,7 +2567,7 @@
         </w:tc>
         <w:tc>
           <w:tcPr>
-            <w:tcW w:type="dxa" w:w="3324"/>
+            <w:tcW w:type="dxa" w:w="4252"/>
           </w:tcPr>
           <w:p>
             <w:pPr>
@@ -2922,6 +2937,7 @@
                 <w:i w:val="0"/>
                 <w:sz w:val="22"/>
               </w:rPr>
+              <w:t>Programowanie na żywo; Warsztaty; Rozwiązywanie zadań; Projekt zespołowy; Kryteria oceny; Laboratorium: Kolokwium, Ocena projektu;; Wykład: Egzamin pisemny; Skala ocen dotycząca laboratoriów oraz wykładu:; Poniżej 50% - ndst; Od 50% - dst; Od 60% - dst+; Od 70% - db; Od 80% - db+; Od 90% - bdb</w:t>
             </w:r>
           </w:p>
         </w:tc>
@@ -2979,6 +2995,7 @@
                 <w:i w:val="0"/>
                 <w:sz w:val="22"/>
               </w:rPr>
+              <w:t>Programowanie na żywo; Warsztaty; Rozwiązywanie zadań; Projekt zespołowy; Kryteria oceny; Laboratorium: Kolokwium, Ocena projektu;; Wykład: Egzamin pisemny; Skala ocen dotycząca laboratoriów oraz wykładu:; Poniżej 50% - ndst; Od 50% - dst; Od 60% - dst+; Od 70% - db; Od 80% - db+; Od 90% - bdb</w:t>
             </w:r>
           </w:p>
         </w:tc>
@@ -3036,6 +3053,7 @@
                 <w:i w:val="0"/>
                 <w:sz w:val="22"/>
               </w:rPr>
+              <w:t>Programowanie na żywo; Warsztaty; Rozwiązywanie zadań; Projekt zespołowy; Kryteria oceny; Laboratorium: Kolokwium, Ocena projektu;; Wykład: Egzamin pisemny; Skala ocen dotycząca laboratoriów oraz wykładu:; Poniżej 50% - ndst; Od 50% - dst; Od 60% - dst+; Od 70% - db; Od 80% - db+; Od 90% - bdb</w:t>
             </w:r>
           </w:p>
         </w:tc>
@@ -3199,6 +3217,7 @@
                 <w:i w:val="0"/>
                 <w:sz w:val="22"/>
               </w:rPr>
+              <w:t>Programowanie na żywo; Warsztaty; Rozwiązywanie zadań; Projekt zespołowy; Kryteria oceny; Laboratorium: Kolokwium, Ocena projektu;; Wykład: Egzamin pisemny; Skala ocen dotycząca laboratoriów oraz wykładu:; Poniżej 50% - ndst; Od 50% - dst; Od 60% - dst+; Od 70% - db; Od 80% - db+; Od 90% - bdb</w:t>
             </w:r>
           </w:p>
         </w:tc>
@@ -3256,6 +3275,7 @@
                 <w:i w:val="0"/>
                 <w:sz w:val="22"/>
               </w:rPr>
+              <w:t>Programowanie na żywo; Warsztaty; Rozwiązywanie zadań; Projekt zespołowy; Kryteria oceny; Laboratorium: Kolokwium, Ocena projektu;; Wykład: Egzamin pisemny; Skala ocen dotycząca laboratoriów oraz wykładu:; Poniżej 50% - ndst; Od 50% - dst; Od 60% - dst+; Od 70% - db; Od 80% - db+; Od 90% - bdb</w:t>
             </w:r>
           </w:p>
         </w:tc>
@@ -3313,6 +3333,7 @@
                 <w:i w:val="0"/>
                 <w:sz w:val="22"/>
               </w:rPr>
+              <w:t>Programowanie na żywo; Warsztaty; Rozwiązywanie zadań; Projekt zespołowy; Kryteria oceny; Laboratorium: Kolokwium, Ocena projektu;; Wykład: Egzamin pisemny; Skala ocen dotycząca laboratoriów oraz wykładu:; Poniżej 50% - ndst; Od 50% - dst; Od 60% - dst+; Od 70% - db; Od 80% - db+; Od 90% - bdb</w:t>
             </w:r>
           </w:p>
         </w:tc>
@@ -3475,6 +3496,7 @@
                 <w:i w:val="0"/>
                 <w:sz w:val="22"/>
               </w:rPr>
+              <w:t>Programowanie na żywo; Warsztaty; Rozwiązywanie zadań; Projekt zespołowy; Kryteria oceny; Laboratorium: Kolokwium, Ocena projektu;; Wykład: Egzamin pisemny; Skala ocen dotycząca laboratoriów oraz wykładu:; Poniżej 50% - ndst; Od 50% - dst; Od 60% - dst+; Od 70% - db; Od 80% - db+; Od 90% - bdb</w:t>
             </w:r>
           </w:p>
         </w:tc>
@@ -3532,6 +3554,7 @@
                 <w:i w:val="0"/>
                 <w:sz w:val="22"/>
               </w:rPr>
+              <w:t>Programowanie na żywo; Warsztaty; Rozwiązywanie zadań; Projekt zespołowy; Kryteria oceny; Laboratorium: Kolokwium, Ocena projektu;; Wykład: Egzamin pisemny; Skala ocen dotycząca laboratoriów oraz wykładu:; Poniżej 50% - ndst; Od 50% - dst; Od 60% - dst+; Od 70% - db; Od 80% - db+; Od 90% - bdb</w:t>
             </w:r>
           </w:p>
         </w:tc>
@@ -3637,62 +3660,6 @@
                 <w:sz w:val="16"/>
               </w:rPr>
               <w:t>Wyposażenie specjalistyczne konieczne do realizacji przedmiotu</w:t>
-            </w:r>
-          </w:p>
-        </w:tc>
-      </w:tr>
-      <w:tr>
-        <w:tc>
-          <w:tcPr>
-            <w:tcW w:type="dxa" w:w="3324"/>
-          </w:tcPr>
-          <w:p>
-            <w:pPr>
-              <w:spacing w:before="20" w:after="20"/>
-            </w:pPr>
-            <w:r>
-              <w:rPr>
-                <w:rFonts w:ascii="Aptos" w:hAnsi="Aptos"/>
-                <w:b w:val="0"/>
-                <w:i w:val="0"/>
-                <w:sz w:val="22"/>
-              </w:rPr>
-            </w:r>
-          </w:p>
-        </w:tc>
-        <w:tc>
-          <w:tcPr>
-            <w:tcW w:type="dxa" w:w="3324"/>
-          </w:tcPr>
-          <w:p>
-            <w:pPr>
-              <w:spacing w:before="20" w:after="20"/>
-            </w:pPr>
-            <w:r>
-              <w:rPr>
-                <w:rFonts w:ascii="Aptos" w:hAnsi="Aptos"/>
-                <w:b w:val="0"/>
-                <w:i w:val="0"/>
-                <w:sz w:val="22"/>
-              </w:rPr>
-            </w:r>
-          </w:p>
-        </w:tc>
-        <w:tc>
-          <w:tcPr>
-            <w:tcW w:type="dxa" w:w="3324"/>
-          </w:tcPr>
-          <w:p>
-            <w:pPr>
-              <w:spacing w:before="20" w:after="20"/>
-            </w:pPr>
-            <w:r>
-              <w:rPr>
-                <w:rFonts w:ascii="Aptos" w:hAnsi="Aptos"/>
-                <w:b w:val="0"/>
-                <w:i w:val="0"/>
-                <w:sz w:val="22"/>
-              </w:rPr>
             </w:r>
           </w:p>
         </w:tc>

--- a/public/assets/files/niestacjonarne/SOP.docx
+++ b/public/assets/files/niestacjonarne/SOP.docx
@@ -1156,6 +1156,7 @@
                 <w:i w:val="0"/>
                 <w:sz w:val="22"/>
               </w:rPr>
+              <w:t>Samodzielne ćwiczenia z systemów operacyjnych (zarządzanie procesami, pamięcią, systemem plików); realizacja projektu zespołowego; przygotowanie do kolokwium i egzaminu.</w:t>
             </w:r>
           </w:p>
         </w:tc>
@@ -1266,7 +1267,97 @@
           <w:tcPr>
             <w:tcW w:type="dxa" w:w="9972"/>
           </w:tcPr>
-          <w:p/>
+          <w:p>
+            <w:pPr>
+              <w:spacing w:before="20" w:after="20"/>
+            </w:pPr>
+            <w:r>
+              <w:rPr>
+                <w:rFonts w:ascii="Aptos" w:hAnsi="Aptos"/>
+                <w:b/>
+                <w:sz w:val="22"/>
+              </w:rPr>
+              <w:t>Wykład:</w:t>
+            </w:r>
+          </w:p>
+          <w:p>
+            <w:pPr>
+              <w:spacing w:before="20" w:after="20"/>
+            </w:pPr>
+            <w:r>
+              <w:rPr>
+                <w:rFonts w:ascii="Aptos" w:hAnsi="Aptos"/>
+                <w:b w:val="0"/>
+                <w:sz w:val="22"/>
+              </w:rPr>
+              <w:t>• wykład z prezentacją multimedialną</w:t>
+            </w:r>
+          </w:p>
+          <w:p>
+            <w:pPr>
+              <w:spacing w:before="20" w:after="20"/>
+            </w:pPr>
+            <w:r>
+              <w:rPr>
+                <w:rFonts w:ascii="Aptos" w:hAnsi="Aptos"/>
+                <w:b w:val="0"/>
+                <w:sz w:val="22"/>
+              </w:rPr>
+              <w:t>• wykład z prezentacją oprogramowania</w:t>
+            </w:r>
+          </w:p>
+          <w:p>
+            <w:pPr>
+              <w:spacing w:before="20" w:after="20"/>
+            </w:pPr>
+            <w:r>
+              <w:rPr>
+                <w:rFonts w:ascii="Aptos" w:hAnsi="Aptos"/>
+                <w:b/>
+                <w:sz w:val="22"/>
+              </w:rPr>
+              <w:t>Ćwiczenia / Laboratorium:</w:t>
+            </w:r>
+          </w:p>
+          <w:p>
+            <w:pPr>
+              <w:spacing w:before="20" w:after="20"/>
+            </w:pPr>
+            <w:r>
+              <w:rPr>
+                <w:rFonts w:ascii="Aptos" w:hAnsi="Aptos"/>
+                <w:b w:val="0"/>
+                <w:sz w:val="22"/>
+              </w:rPr>
+              <w:t>• rozwiązywanie zadań</w:t>
+            </w:r>
+          </w:p>
+          <w:p>
+            <w:pPr>
+              <w:spacing w:before="20" w:after="20"/>
+            </w:pPr>
+            <w:r>
+              <w:rPr>
+                <w:rFonts w:ascii="Aptos" w:hAnsi="Aptos"/>
+                <w:b w:val="0"/>
+                <w:sz w:val="22"/>
+              </w:rPr>
+              <w:t>• metoda projektów (projekt praktyczny)</w:t>
+            </w:r>
+          </w:p>
+          <w:p>
+            <w:pPr>
+              <w:spacing w:before="20" w:after="20"/>
+            </w:pPr>
+            <w:r>
+              <w:rPr>
+                <w:rFonts w:ascii="Aptos" w:hAnsi="Aptos"/>
+                <w:b w:val="0"/>
+                <w:sz w:val="22"/>
+              </w:rPr>
+              <w:t>• warsztaty</w:t>
+            </w:r>
+          </w:p>
         </w:tc>
       </w:tr>
     </w:tbl>
@@ -1517,163 +1608,7 @@
                 <w:rFonts w:ascii="Aptos" w:hAnsi="Aptos"/>
                 <w:sz w:val="22"/>
               </w:rPr>
-              <w:t>1. Programowanie na żywo</w:t>
-            </w:r>
-          </w:p>
-          <w:p>
-            <w:pPr>
-              <w:spacing w:before="20" w:after="20"/>
-            </w:pPr>
-            <w:r>
-              <w:rPr>
-                <w:rFonts w:ascii="Aptos" w:hAnsi="Aptos"/>
-                <w:sz w:val="22"/>
-              </w:rPr>
-              <w:t>2. Warsztaty</w:t>
-            </w:r>
-          </w:p>
-          <w:p>
-            <w:pPr>
-              <w:spacing w:before="20" w:after="20"/>
-            </w:pPr>
-            <w:r>
-              <w:rPr>
-                <w:rFonts w:ascii="Aptos" w:hAnsi="Aptos"/>
-                <w:sz w:val="22"/>
-              </w:rPr>
-              <w:t>3. Rozwiązywanie zadań</w:t>
-            </w:r>
-          </w:p>
-          <w:p>
-            <w:pPr>
-              <w:spacing w:before="20" w:after="20"/>
-            </w:pPr>
-            <w:r>
-              <w:rPr>
-                <w:rFonts w:ascii="Aptos" w:hAnsi="Aptos"/>
-                <w:sz w:val="22"/>
-              </w:rPr>
-              <w:t>4. Projekt zespołowy</w:t>
-            </w:r>
-          </w:p>
-          <w:p>
-            <w:pPr>
-              <w:spacing w:before="20" w:after="20"/>
-            </w:pPr>
-            <w:r>
-              <w:rPr>
-                <w:rFonts w:ascii="Aptos" w:hAnsi="Aptos"/>
-                <w:sz w:val="22"/>
-              </w:rPr>
-              <w:t>5. Kryteria oceny</w:t>
-            </w:r>
-          </w:p>
-          <w:p>
-            <w:pPr>
-              <w:spacing w:before="20" w:after="20"/>
-            </w:pPr>
-            <w:r>
-              <w:rPr>
-                <w:rFonts w:ascii="Aptos" w:hAnsi="Aptos"/>
-                <w:sz w:val="22"/>
-              </w:rPr>
-              <w:t>6. Laboratorium: Kolokwium, Ocena projektu;</w:t>
-            </w:r>
-          </w:p>
-          <w:p>
-            <w:pPr>
-              <w:spacing w:before="20" w:after="20"/>
-            </w:pPr>
-            <w:r>
-              <w:rPr>
-                <w:rFonts w:ascii="Aptos" w:hAnsi="Aptos"/>
-                <w:sz w:val="22"/>
-              </w:rPr>
-              <w:t>7. Wykład: Egzamin pisemny</w:t>
-            </w:r>
-          </w:p>
-          <w:p>
-            <w:pPr>
-              <w:spacing w:before="20" w:after="20"/>
-            </w:pPr>
-            <w:r>
-              <w:rPr>
-                <w:rFonts w:ascii="Aptos" w:hAnsi="Aptos"/>
-                <w:sz w:val="22"/>
-              </w:rPr>
-              <w:t>8. Skala ocen dotycząca laboratoriów oraz wykładu:</w:t>
-            </w:r>
-          </w:p>
-          <w:p>
-            <w:pPr>
-              <w:spacing w:before="20" w:after="20"/>
-            </w:pPr>
-            <w:r>
-              <w:rPr>
-                <w:rFonts w:ascii="Aptos" w:hAnsi="Aptos"/>
-                <w:sz w:val="22"/>
-              </w:rPr>
-              <w:t>9. Poniżej 50% - ndst</w:t>
-            </w:r>
-          </w:p>
-          <w:p>
-            <w:pPr>
-              <w:spacing w:before="20" w:after="20"/>
-            </w:pPr>
-            <w:r>
-              <w:rPr>
-                <w:rFonts w:ascii="Aptos" w:hAnsi="Aptos"/>
-                <w:sz w:val="22"/>
-              </w:rPr>
-              <w:t>10. Od 50% - dst</w:t>
-            </w:r>
-          </w:p>
-          <w:p>
-            <w:pPr>
-              <w:spacing w:before="20" w:after="20"/>
-            </w:pPr>
-            <w:r>
-              <w:rPr>
-                <w:rFonts w:ascii="Aptos" w:hAnsi="Aptos"/>
-                <w:sz w:val="22"/>
-              </w:rPr>
-              <w:t>11. Od 60% - dst+</w:t>
-            </w:r>
-          </w:p>
-          <w:p>
-            <w:pPr>
-              <w:spacing w:before="20" w:after="20"/>
-            </w:pPr>
-            <w:r>
-              <w:rPr>
-                <w:rFonts w:ascii="Aptos" w:hAnsi="Aptos"/>
-                <w:sz w:val="22"/>
-              </w:rPr>
-              <w:t>12. Od 70% - db</w:t>
-            </w:r>
-          </w:p>
-          <w:p>
-            <w:pPr>
-              <w:spacing w:before="20" w:after="20"/>
-            </w:pPr>
-            <w:r>
-              <w:rPr>
-                <w:rFonts w:ascii="Aptos" w:hAnsi="Aptos"/>
-                <w:sz w:val="22"/>
-              </w:rPr>
-              <w:t>13. Od 80% - db+</w:t>
-            </w:r>
-          </w:p>
-          <w:p>
-            <w:pPr>
-              <w:spacing w:before="20" w:after="20"/>
-            </w:pPr>
-            <w:r>
-              <w:rPr>
-                <w:rFonts w:ascii="Aptos" w:hAnsi="Aptos"/>
-                <w:sz w:val="22"/>
-              </w:rPr>
-              <w:t>14. Od 90% - bdb</w:t>
+              <w:t>1. egzamin pisemny</w:t>
             </w:r>
           </w:p>
         </w:tc>
@@ -1690,7 +1625,7 @@
                 <w:rFonts w:ascii="Aptos" w:hAnsi="Aptos"/>
                 <w:sz w:val="22"/>
               </w:rPr>
-              <w:t>1. Programowanie na żywo</w:t>
+              <w:t>1. kolokwium</w:t>
             </w:r>
           </w:p>
           <w:p>
@@ -1702,151 +1637,7 @@
                 <w:rFonts w:ascii="Aptos" w:hAnsi="Aptos"/>
                 <w:sz w:val="22"/>
               </w:rPr>
-              <w:t>2. Warsztaty</w:t>
-            </w:r>
-          </w:p>
-          <w:p>
-            <w:pPr>
-              <w:spacing w:before="20" w:after="20"/>
-            </w:pPr>
-            <w:r>
-              <w:rPr>
-                <w:rFonts w:ascii="Aptos" w:hAnsi="Aptos"/>
-                <w:sz w:val="22"/>
-              </w:rPr>
-              <w:t>3. Rozwiązywanie zadań</w:t>
-            </w:r>
-          </w:p>
-          <w:p>
-            <w:pPr>
-              <w:spacing w:before="20" w:after="20"/>
-            </w:pPr>
-            <w:r>
-              <w:rPr>
-                <w:rFonts w:ascii="Aptos" w:hAnsi="Aptos"/>
-                <w:sz w:val="22"/>
-              </w:rPr>
-              <w:t>4. Projekt zespołowy</w:t>
-            </w:r>
-          </w:p>
-          <w:p>
-            <w:pPr>
-              <w:spacing w:before="20" w:after="20"/>
-            </w:pPr>
-            <w:r>
-              <w:rPr>
-                <w:rFonts w:ascii="Aptos" w:hAnsi="Aptos"/>
-                <w:sz w:val="22"/>
-              </w:rPr>
-              <w:t>5. Kryteria oceny</w:t>
-            </w:r>
-          </w:p>
-          <w:p>
-            <w:pPr>
-              <w:spacing w:before="20" w:after="20"/>
-            </w:pPr>
-            <w:r>
-              <w:rPr>
-                <w:rFonts w:ascii="Aptos" w:hAnsi="Aptos"/>
-                <w:sz w:val="22"/>
-              </w:rPr>
-              <w:t>6. Laboratorium: Kolokwium, Ocena projektu;</w:t>
-            </w:r>
-          </w:p>
-          <w:p>
-            <w:pPr>
-              <w:spacing w:before="20" w:after="20"/>
-            </w:pPr>
-            <w:r>
-              <w:rPr>
-                <w:rFonts w:ascii="Aptos" w:hAnsi="Aptos"/>
-                <w:sz w:val="22"/>
-              </w:rPr>
-              <w:t>7. Wykład: Egzamin pisemny</w:t>
-            </w:r>
-          </w:p>
-          <w:p>
-            <w:pPr>
-              <w:spacing w:before="20" w:after="20"/>
-            </w:pPr>
-            <w:r>
-              <w:rPr>
-                <w:rFonts w:ascii="Aptos" w:hAnsi="Aptos"/>
-                <w:sz w:val="22"/>
-              </w:rPr>
-              <w:t>8. Skala ocen dotycząca laboratoriów oraz wykładu:</w:t>
-            </w:r>
-          </w:p>
-          <w:p>
-            <w:pPr>
-              <w:spacing w:before="20" w:after="20"/>
-            </w:pPr>
-            <w:r>
-              <w:rPr>
-                <w:rFonts w:ascii="Aptos" w:hAnsi="Aptos"/>
-                <w:sz w:val="22"/>
-              </w:rPr>
-              <w:t>9. Poniżej 50% - ndst</w:t>
-            </w:r>
-          </w:p>
-          <w:p>
-            <w:pPr>
-              <w:spacing w:before="20" w:after="20"/>
-            </w:pPr>
-            <w:r>
-              <w:rPr>
-                <w:rFonts w:ascii="Aptos" w:hAnsi="Aptos"/>
-                <w:sz w:val="22"/>
-              </w:rPr>
-              <w:t>10. Od 50% - dst</w:t>
-            </w:r>
-          </w:p>
-          <w:p>
-            <w:pPr>
-              <w:spacing w:before="20" w:after="20"/>
-            </w:pPr>
-            <w:r>
-              <w:rPr>
-                <w:rFonts w:ascii="Aptos" w:hAnsi="Aptos"/>
-                <w:sz w:val="22"/>
-              </w:rPr>
-              <w:t>11. Od 60% - dst+</w:t>
-            </w:r>
-          </w:p>
-          <w:p>
-            <w:pPr>
-              <w:spacing w:before="20" w:after="20"/>
-            </w:pPr>
-            <w:r>
-              <w:rPr>
-                <w:rFonts w:ascii="Aptos" w:hAnsi="Aptos"/>
-                <w:sz w:val="22"/>
-              </w:rPr>
-              <w:t>12. Od 70% - db</w:t>
-            </w:r>
-          </w:p>
-          <w:p>
-            <w:pPr>
-              <w:spacing w:before="20" w:after="20"/>
-            </w:pPr>
-            <w:r>
-              <w:rPr>
-                <w:rFonts w:ascii="Aptos" w:hAnsi="Aptos"/>
-                <w:sz w:val="22"/>
-              </w:rPr>
-              <w:t>13. Od 80% - db+</w:t>
-            </w:r>
-          </w:p>
-          <w:p>
-            <w:pPr>
-              <w:spacing w:before="20" w:after="20"/>
-            </w:pPr>
-            <w:r>
-              <w:rPr>
-                <w:rFonts w:ascii="Aptos" w:hAnsi="Aptos"/>
-                <w:sz w:val="22"/>
-              </w:rPr>
-              <w:t>14. Od 90% - bdb</w:t>
+              <w:t>2. ocena sporządzonego oprogramowania</w:t>
             </w:r>
           </w:p>
         </w:tc>
@@ -2937,7 +2728,7 @@
                 <w:i w:val="0"/>
                 <w:sz w:val="22"/>
               </w:rPr>
-              <w:t>Programowanie na żywo; Warsztaty; Rozwiązywanie zadań; Projekt zespołowy; Kryteria oceny; Laboratorium: Kolokwium, Ocena projektu;; Wykład: Egzamin pisemny; Skala ocen dotycząca laboratoriów oraz wykładu:; Poniżej 50% - ndst; Od 50% - dst; Od 60% - dst+; Od 70% - db; Od 80% - db+; Od 90% - bdb</w:t>
+              <w:t>egzamin pisemny; kolokwium; ocena sporządzonego oprogramowania</w:t>
             </w:r>
           </w:p>
         </w:tc>
@@ -2995,7 +2786,7 @@
                 <w:i w:val="0"/>
                 <w:sz w:val="22"/>
               </w:rPr>
-              <w:t>Programowanie na żywo; Warsztaty; Rozwiązywanie zadań; Projekt zespołowy; Kryteria oceny; Laboratorium: Kolokwium, Ocena projektu;; Wykład: Egzamin pisemny; Skala ocen dotycząca laboratoriów oraz wykładu:; Poniżej 50% - ndst; Od 50% - dst; Od 60% - dst+; Od 70% - db; Od 80% - db+; Od 90% - bdb</w:t>
+              <w:t>egzamin pisemny; kolokwium; ocena sporządzonego oprogramowania</w:t>
             </w:r>
           </w:p>
         </w:tc>
@@ -3053,7 +2844,7 @@
                 <w:i w:val="0"/>
                 <w:sz w:val="22"/>
               </w:rPr>
-              <w:t>Programowanie na żywo; Warsztaty; Rozwiązywanie zadań; Projekt zespołowy; Kryteria oceny; Laboratorium: Kolokwium, Ocena projektu;; Wykład: Egzamin pisemny; Skala ocen dotycząca laboratoriów oraz wykładu:; Poniżej 50% - ndst; Od 50% - dst; Od 60% - dst+; Od 70% - db; Od 80% - db+; Od 90% - bdb</w:t>
+              <w:t>egzamin pisemny; kolokwium; ocena sporządzonego oprogramowania</w:t>
             </w:r>
           </w:p>
         </w:tc>
@@ -3217,7 +3008,7 @@
                 <w:i w:val="0"/>
                 <w:sz w:val="22"/>
               </w:rPr>
-              <w:t>Programowanie na żywo; Warsztaty; Rozwiązywanie zadań; Projekt zespołowy; Kryteria oceny; Laboratorium: Kolokwium, Ocena projektu;; Wykład: Egzamin pisemny; Skala ocen dotycząca laboratoriów oraz wykładu:; Poniżej 50% - ndst; Od 50% - dst; Od 60% - dst+; Od 70% - db; Od 80% - db+; Od 90% - bdb</w:t>
+              <w:t>egzamin pisemny; kolokwium; ocena sporządzonego oprogramowania</w:t>
             </w:r>
           </w:p>
         </w:tc>
@@ -3275,7 +3066,7 @@
                 <w:i w:val="0"/>
                 <w:sz w:val="22"/>
               </w:rPr>
-              <w:t>Programowanie na żywo; Warsztaty; Rozwiązywanie zadań; Projekt zespołowy; Kryteria oceny; Laboratorium: Kolokwium, Ocena projektu;; Wykład: Egzamin pisemny; Skala ocen dotycząca laboratoriów oraz wykładu:; Poniżej 50% - ndst; Od 50% - dst; Od 60% - dst+; Od 70% - db; Od 80% - db+; Od 90% - bdb</w:t>
+              <w:t>egzamin pisemny; kolokwium; ocena sporządzonego oprogramowania</w:t>
             </w:r>
           </w:p>
         </w:tc>
@@ -3333,7 +3124,7 @@
                 <w:i w:val="0"/>
                 <w:sz w:val="22"/>
               </w:rPr>
-              <w:t>Programowanie na żywo; Warsztaty; Rozwiązywanie zadań; Projekt zespołowy; Kryteria oceny; Laboratorium: Kolokwium, Ocena projektu;; Wykład: Egzamin pisemny; Skala ocen dotycząca laboratoriów oraz wykładu:; Poniżej 50% - ndst; Od 50% - dst; Od 60% - dst+; Od 70% - db; Od 80% - db+; Od 90% - bdb</w:t>
+              <w:t>egzamin pisemny; kolokwium; ocena sporządzonego oprogramowania</w:t>
             </w:r>
           </w:p>
         </w:tc>
@@ -3496,7 +3287,7 @@
                 <w:i w:val="0"/>
                 <w:sz w:val="22"/>
               </w:rPr>
-              <w:t>Programowanie na żywo; Warsztaty; Rozwiązywanie zadań; Projekt zespołowy; Kryteria oceny; Laboratorium: Kolokwium, Ocena projektu;; Wykład: Egzamin pisemny; Skala ocen dotycząca laboratoriów oraz wykładu:; Poniżej 50% - ndst; Od 50% - dst; Od 60% - dst+; Od 70% - db; Od 80% - db+; Od 90% - bdb</w:t>
+              <w:t>egzamin pisemny; kolokwium; ocena sporządzonego oprogramowania</w:t>
             </w:r>
           </w:p>
         </w:tc>
@@ -3554,7 +3345,7 @@
                 <w:i w:val="0"/>
                 <w:sz w:val="22"/>
               </w:rPr>
-              <w:t>Programowanie na żywo; Warsztaty; Rozwiązywanie zadań; Projekt zespołowy; Kryteria oceny; Laboratorium: Kolokwium, Ocena projektu;; Wykład: Egzamin pisemny; Skala ocen dotycząca laboratoriów oraz wykładu:; Poniżej 50% - ndst; Od 50% - dst; Od 60% - dst+; Od 70% - db; Od 80% - db+; Od 90% - bdb</w:t>
+              <w:t>egzamin pisemny; kolokwium; ocena sporządzonego oprogramowania</w:t>
             </w:r>
           </w:p>
         </w:tc>

--- a/public/assets/files/niestacjonarne/SOP.docx
+++ b/public/assets/files/niestacjonarne/SOP.docx
@@ -315,7 +315,7 @@
                 <w:i w:val="0"/>
                 <w:sz w:val="22"/>
               </w:rPr>
-              <w:t>5</w:t>
+              <w:t>4</w:t>
             </w:r>
           </w:p>
         </w:tc>
@@ -1093,7 +1093,7 @@
                 <w:i w:val="0"/>
                 <w:sz w:val="22"/>
               </w:rPr>
-              <w:t>93</w:t>
+              <w:t>88</w:t>
             </w:r>
           </w:p>
         </w:tc>
@@ -1113,7 +1113,7 @@
                 <w:i w:val="0"/>
                 <w:sz w:val="22"/>
               </w:rPr>
-              <w:t>3.7</w:t>
+              <w:t>3.5</w:t>
             </w:r>
           </w:p>
         </w:tc>

--- a/public/assets/files/niestacjonarne/SOP.docx
+++ b/public/assets/files/niestacjonarne/SOP.docx
@@ -1093,7 +1093,7 @@
                 <w:i w:val="0"/>
                 <w:sz w:val="22"/>
               </w:rPr>
-              <w:t>88</w:t>
+              <w:t>68</w:t>
             </w:r>
           </w:p>
         </w:tc>
@@ -1113,7 +1113,7 @@
                 <w:i w:val="0"/>
                 <w:sz w:val="22"/>
               </w:rPr>
-              <w:t>3.5</w:t>
+              <w:t>2.7</w:t>
             </w:r>
           </w:p>
         </w:tc>

--- a/public/assets/files/niestacjonarne/SOP.docx
+++ b/public/assets/files/niestacjonarne/SOP.docx
@@ -2728,7 +2728,7 @@
                 <w:i w:val="0"/>
                 <w:sz w:val="22"/>
               </w:rPr>
-              <w:t>egzamin pisemny; kolokwium; ocena sporządzonego oprogramowania</w:t>
+              <w:t>egzamin pisemny</w:t>
             </w:r>
           </w:p>
         </w:tc>
@@ -2749,6 +2749,7 @@
                 <w:i w:val="0"/>
                 <w:sz w:val="22"/>
               </w:rPr>
+              <w:t>K_W07</w:t>
             </w:r>
           </w:p>
         </w:tc>
@@ -2786,7 +2787,7 @@
                 <w:i w:val="0"/>
                 <w:sz w:val="22"/>
               </w:rPr>
-              <w:t>egzamin pisemny; kolokwium; ocena sporządzonego oprogramowania</w:t>
+              <w:t>egzamin pisemny</w:t>
             </w:r>
           </w:p>
         </w:tc>
@@ -2807,6 +2808,7 @@
                 <w:i w:val="0"/>
                 <w:sz w:val="22"/>
               </w:rPr>
+              <w:t>K_W07</w:t>
             </w:r>
           </w:p>
         </w:tc>
@@ -2844,7 +2846,7 @@
                 <w:i w:val="0"/>
                 <w:sz w:val="22"/>
               </w:rPr>
-              <w:t>egzamin pisemny; kolokwium; ocena sporządzonego oprogramowania</w:t>
+              <w:t>egzamin pisemny</w:t>
             </w:r>
           </w:p>
         </w:tc>
@@ -3008,7 +3010,7 @@
                 <w:i w:val="0"/>
                 <w:sz w:val="22"/>
               </w:rPr>
-              <w:t>egzamin pisemny; kolokwium; ocena sporządzonego oprogramowania</w:t>
+              <w:t>kolokwium, ocena sporządzonego oprogramowania</w:t>
             </w:r>
           </w:p>
         </w:tc>
@@ -3029,6 +3031,7 @@
                 <w:i w:val="0"/>
                 <w:sz w:val="22"/>
               </w:rPr>
+              <w:t>K_U13</w:t>
             </w:r>
           </w:p>
         </w:tc>
@@ -3066,7 +3069,7 @@
                 <w:i w:val="0"/>
                 <w:sz w:val="22"/>
               </w:rPr>
-              <w:t>egzamin pisemny; kolokwium; ocena sporządzonego oprogramowania</w:t>
+              <w:t>kolokwium, ocena sporządzonego oprogramowania</w:t>
             </w:r>
           </w:p>
         </w:tc>
@@ -3087,6 +3090,7 @@
                 <w:i w:val="0"/>
                 <w:sz w:val="22"/>
               </w:rPr>
+              <w:t>K_U13</w:t>
             </w:r>
           </w:p>
         </w:tc>
@@ -3124,7 +3128,7 @@
                 <w:i w:val="0"/>
                 <w:sz w:val="22"/>
               </w:rPr>
-              <w:t>egzamin pisemny; kolokwium; ocena sporządzonego oprogramowania</w:t>
+              <w:t>kolokwium, ocena sporządzonego oprogramowania</w:t>
             </w:r>
           </w:p>
         </w:tc>
@@ -3250,6 +3254,7 @@
                 <w:i w:val="0"/>
                 <w:sz w:val="22"/>
               </w:rPr>
+              <w:t>K_K03</w:t>
             </w:r>
           </w:p>
         </w:tc>
@@ -3287,7 +3292,7 @@
                 <w:i w:val="0"/>
                 <w:sz w:val="22"/>
               </w:rPr>
-              <w:t>egzamin pisemny; kolokwium; ocena sporządzonego oprogramowania</w:t>
+              <w:t>kolokwium, ocena sporządzonego oprogramowania</w:t>
             </w:r>
           </w:p>
         </w:tc>
@@ -3308,6 +3313,7 @@
                 <w:i w:val="0"/>
                 <w:sz w:val="22"/>
               </w:rPr>
+              <w:t>K_K06</w:t>
             </w:r>
           </w:p>
         </w:tc>
@@ -3345,7 +3351,7 @@
                 <w:i w:val="0"/>
                 <w:sz w:val="22"/>
               </w:rPr>
-              <w:t>egzamin pisemny; kolokwium; ocena sporządzonego oprogramowania</w:t>
+              <w:t>kolokwium, ocena sporządzonego oprogramowania</w:t>
             </w:r>
           </w:p>
         </w:tc>

--- a/public/assets/files/niestacjonarne/SOP.docx
+++ b/public/assets/files/niestacjonarne/SOP.docx
@@ -1881,14 +1881,13 @@
       </w:tblPr>
       <w:tblGrid>
         <w:gridCol w:w="680"/>
-        <w:gridCol w:w="4536"/>
-        <w:gridCol w:w="4252"/>
+        <w:gridCol w:w="8788"/>
       </w:tblGrid>
       <w:tr>
         <w:tc>
           <w:tcPr>
             <w:tcW w:type="dxa" w:w="9468"/>
-            <w:gridSpan w:val="3"/>
+            <w:gridSpan w:val="2"/>
             <w:shd w:val="clear" w:color="auto" w:fill="D9D9D9"/>
           </w:tcPr>
           <w:p>
@@ -1930,7 +1929,7 @@
         </w:tc>
         <w:tc>
           <w:tcPr>
-            <w:tcW w:type="dxa" w:w="4536"/>
+            <w:tcW w:type="dxa" w:w="8788"/>
             <w:shd w:val="clear" w:color="auto" w:fill="D9D9D9"/>
           </w:tcPr>
           <w:p>
@@ -1944,27 +1943,7 @@
                 <w:i w:val="0"/>
                 <w:sz w:val="16"/>
               </w:rPr>
-              <w:t>Wykład</w:t>
-            </w:r>
-          </w:p>
-        </w:tc>
-        <w:tc>
-          <w:tcPr>
-            <w:tcW w:type="dxa" w:w="4252"/>
-            <w:shd w:val="clear" w:color="auto" w:fill="D9D9D9"/>
-          </w:tcPr>
-          <w:p>
-            <w:pPr>
-              <w:spacing w:before="20" w:after="20"/>
-            </w:pPr>
-            <w:r>
-              <w:rPr>
-                <w:rFonts w:ascii="Aptos" w:hAnsi="Aptos"/>
-                <w:b/>
-                <w:i w:val="0"/>
-                <w:sz w:val="16"/>
-              </w:rPr>
-              <w:t>Ćwiczenia / Laboratorium / Pracownia</w:t>
+              <w:t>Treści programowe</w:t>
             </w:r>
           </w:p>
         </w:tc>
@@ -1991,7 +1970,7 @@
         </w:tc>
         <w:tc>
           <w:tcPr>
-            <w:tcW w:type="dxa" w:w="4536"/>
+            <w:tcW w:type="dxa" w:w="8788"/>
           </w:tcPr>
           <w:p>
             <w:pPr>
@@ -2005,24 +1984,6 @@
                 <w:sz w:val="22"/>
               </w:rPr>
               <w:t>Podstawy systemów operacyjnychWprowadzenie do kluczowych zagadnień związanych z systemami operacyjnymi, takich jak procesy, zarządzanie pamięcią, systemy plików, mechanizmy wejścia-wyjścia. Studenci zdobywają wiedzę na temat organizacji i współbieżności systemów operacyjnych, ze szczególnym naciskiem na powszechnie stosowane systemy, takie jak Linux.</w:t>
-            </w:r>
-          </w:p>
-        </w:tc>
-        <w:tc>
-          <w:tcPr>
-            <w:tcW w:type="dxa" w:w="4252"/>
-          </w:tcPr>
-          <w:p>
-            <w:pPr>
-              <w:spacing w:before="20" w:after="20"/>
-            </w:pPr>
-            <w:r>
-              <w:rPr>
-                <w:rFonts w:ascii="Aptos" w:hAnsi="Aptos"/>
-                <w:b w:val="0"/>
-                <w:i w:val="0"/>
-                <w:sz w:val="22"/>
-              </w:rPr>
             </w:r>
           </w:p>
         </w:tc>
@@ -2049,7 +2010,7 @@
         </w:tc>
         <w:tc>
           <w:tcPr>
-            <w:tcW w:type="dxa" w:w="4536"/>
+            <w:tcW w:type="dxa" w:w="8788"/>
           </w:tcPr>
           <w:p>
             <w:pPr>
@@ -2063,24 +2024,6 @@
                 <w:sz w:val="22"/>
               </w:rPr>
               <w:t>Wątki i zarządzanie procesamiOmówienie sposobów zarządzania procesami i wątkami w systemach operacyjnych. Studenci uczą się, jak działają wątki, procesy, oraz jakie mechanizmy synchronizacji są stosowane w celu unikania problemów takich jak deadlock czy starvation. Przykłady obejmują implementację mutexów i semaforów.</w:t>
-            </w:r>
-          </w:p>
-        </w:tc>
-        <w:tc>
-          <w:tcPr>
-            <w:tcW w:type="dxa" w:w="4252"/>
-          </w:tcPr>
-          <w:p>
-            <w:pPr>
-              <w:spacing w:before="20" w:after="20"/>
-            </w:pPr>
-            <w:r>
-              <w:rPr>
-                <w:rFonts w:ascii="Aptos" w:hAnsi="Aptos"/>
-                <w:b w:val="0"/>
-                <w:i w:val="0"/>
-                <w:sz w:val="22"/>
-              </w:rPr>
             </w:r>
           </w:p>
         </w:tc>
@@ -2107,7 +2050,7 @@
         </w:tc>
         <w:tc>
           <w:tcPr>
-            <w:tcW w:type="dxa" w:w="4536"/>
+            <w:tcW w:type="dxa" w:w="8788"/>
           </w:tcPr>
           <w:p>
             <w:pPr>
@@ -2121,24 +2064,6 @@
                 <w:sz w:val="22"/>
               </w:rPr>
               <w:t>Synchronizacja i rozwiązywanie problemów sekcji krytycznychZajęcia poświęcone rozwiązywaniu problemów synchronizacji i współbieżności, takich jak problem producenta-konsumenta oraz problem czytelników i pisarzy. Studenci uczą się wykorzystywać mechanizmy synchronizacji (mutexy, semafory) w systemach operacyjnych.</w:t>
-            </w:r>
-          </w:p>
-        </w:tc>
-        <w:tc>
-          <w:tcPr>
-            <w:tcW w:type="dxa" w:w="4252"/>
-          </w:tcPr>
-          <w:p>
-            <w:pPr>
-              <w:spacing w:before="20" w:after="20"/>
-            </w:pPr>
-            <w:r>
-              <w:rPr>
-                <w:rFonts w:ascii="Aptos" w:hAnsi="Aptos"/>
-                <w:b w:val="0"/>
-                <w:i w:val="0"/>
-                <w:sz w:val="22"/>
-              </w:rPr>
             </w:r>
           </w:p>
         </w:tc>
@@ -2165,7 +2090,7 @@
         </w:tc>
         <w:tc>
           <w:tcPr>
-            <w:tcW w:type="dxa" w:w="4536"/>
+            <w:tcW w:type="dxa" w:w="8788"/>
           </w:tcPr>
           <w:p>
             <w:pPr>
@@ -2179,24 +2104,6 @@
                 <w:sz w:val="22"/>
               </w:rPr>
               <w:t>Algorytmy szeregowania zadańOmówienie algorytmów szeregowania zadań, takich jak FCFS, SJF, RR, oraz ich zastosowanie w rzeczywistych systemach operacyjnych. Studenci nauczą się dobierać odpowiedni algorytm do specyfiki aplikacji.</w:t>
-            </w:r>
-          </w:p>
-        </w:tc>
-        <w:tc>
-          <w:tcPr>
-            <w:tcW w:type="dxa" w:w="4252"/>
-          </w:tcPr>
-          <w:p>
-            <w:pPr>
-              <w:spacing w:before="20" w:after="20"/>
-            </w:pPr>
-            <w:r>
-              <w:rPr>
-                <w:rFonts w:ascii="Aptos" w:hAnsi="Aptos"/>
-                <w:b w:val="0"/>
-                <w:i w:val="0"/>
-                <w:sz w:val="22"/>
-              </w:rPr>
             </w:r>
           </w:p>
         </w:tc>
@@ -2223,7 +2130,7 @@
         </w:tc>
         <w:tc>
           <w:tcPr>
-            <w:tcW w:type="dxa" w:w="4536"/>
+            <w:tcW w:type="dxa" w:w="8788"/>
           </w:tcPr>
           <w:p>
             <w:pPr>
@@ -2237,24 +2144,6 @@
                 <w:sz w:val="22"/>
               </w:rPr>
               <w:t>Instalacja i konfiguracja systemu operacyjnegoPraktyczne ćwiczenia z instalacji systemu operacyjnego (np. Linux), w tym instalacja komponentów takich jak baza danych i aplikacje współpracujące. Zajęcia obejmują konfigurację systemu oraz jego administrację.</w:t>
-            </w:r>
-          </w:p>
-        </w:tc>
-        <w:tc>
-          <w:tcPr>
-            <w:tcW w:type="dxa" w:w="4252"/>
-          </w:tcPr>
-          <w:p>
-            <w:pPr>
-              <w:spacing w:before="20" w:after="20"/>
-            </w:pPr>
-            <w:r>
-              <w:rPr>
-                <w:rFonts w:ascii="Aptos" w:hAnsi="Aptos"/>
-                <w:b w:val="0"/>
-                <w:i w:val="0"/>
-                <w:sz w:val="22"/>
-              </w:rPr>
             </w:r>
           </w:p>
         </w:tc>
@@ -2281,7 +2170,7 @@
         </w:tc>
         <w:tc>
           <w:tcPr>
-            <w:tcW w:type="dxa" w:w="4536"/>
+            <w:tcW w:type="dxa" w:w="8788"/>
           </w:tcPr>
           <w:p>
             <w:pPr>
@@ -2295,24 +2184,6 @@
                 <w:sz w:val="22"/>
               </w:rPr>
               <w:t>Zarządzanie pamięciąPrzegląd metod zarządzania pamięcią w systemach operacyjnych, takich jak stronicowanie, segmentacja, oraz zarządzanie pamięcią wirtualną. Studenci uczą się, jak systemy operacyjne efektywnie przydzielają zasoby pamięciowe procesom.</w:t>
-            </w:r>
-          </w:p>
-        </w:tc>
-        <w:tc>
-          <w:tcPr>
-            <w:tcW w:type="dxa" w:w="4252"/>
-          </w:tcPr>
-          <w:p>
-            <w:pPr>
-              <w:spacing w:before="20" w:after="20"/>
-            </w:pPr>
-            <w:r>
-              <w:rPr>
-                <w:rFonts w:ascii="Aptos" w:hAnsi="Aptos"/>
-                <w:b w:val="0"/>
-                <w:i w:val="0"/>
-                <w:sz w:val="22"/>
-              </w:rPr>
             </w:r>
           </w:p>
         </w:tc>
@@ -2339,7 +2210,7 @@
         </w:tc>
         <w:tc>
           <w:tcPr>
-            <w:tcW w:type="dxa" w:w="4536"/>
+            <w:tcW w:type="dxa" w:w="8788"/>
           </w:tcPr>
           <w:p>
             <w:pPr>
@@ -2353,24 +2224,6 @@
                 <w:sz w:val="22"/>
               </w:rPr>
               <w:t>Projektowanie prostych systemów operacyjnychNa zajęciach studenci realizują projekt polegający na zaprojektowaniu i uruchomieniu prostego systemu operacyjnego z elementami, takimi jak zarządzanie procesami, szeregowanie zadań oraz podstawowa obsługa plików.</w:t>
-            </w:r>
-          </w:p>
-        </w:tc>
-        <w:tc>
-          <w:tcPr>
-            <w:tcW w:type="dxa" w:w="4252"/>
-          </w:tcPr>
-          <w:p>
-            <w:pPr>
-              <w:spacing w:before="20" w:after="20"/>
-            </w:pPr>
-            <w:r>
-              <w:rPr>
-                <w:rFonts w:ascii="Aptos" w:hAnsi="Aptos"/>
-                <w:b w:val="0"/>
-                <w:i w:val="0"/>
-                <w:sz w:val="22"/>
-              </w:rPr>
             </w:r>
           </w:p>
         </w:tc>
